--- a/class22w.docx
+++ b/class22w.docx
@@ -28845,7 +28845,7 @@
         <w:rPr>
           <w:rStyle w:val="VerbatimChar"/>
         </w:rPr>
-        <w:t xml:space="preserve">  dbplyr_2.5.1         Deriv_4.2.0          digest_0.6.37       </w:t>
+        <w:t xml:space="preserve">  dbplyr_2.5.1         Deriv_4.2.0          digest_0.6.38       </w:t>
       </w:r>
       <w:r>
         <w:br/>
@@ -28908,7 +28908,7 @@
         <w:rPr>
           <w:rStyle w:val="VerbatimChar"/>
         </w:rPr>
-        <w:t xml:space="preserve">  GGally_2.4.0         ggplot2_4.0.0        ggrepel_0.9.6       </w:t>
+        <w:t xml:space="preserve">  GGally_2.4.0         ggplot2_4.0.1        ggrepel_0.9.6       </w:t>
       </w:r>
       <w:r>
         <w:br/>
@@ -29196,7 +29196,7 @@
         <w:rPr>
           <w:rStyle w:val="VerbatimChar"/>
         </w:rPr>
-        <w:t xml:space="preserve">  reactR_0.6.1         readr_2.1.5          readxl_1.4.5        </w:t>
+        <w:t xml:space="preserve">  reactR_0.6.1         readr_2.1.6          readxl_1.4.5        </w:t>
       </w:r>
       <w:r>
         <w:br/>
@@ -29232,7 +29232,7 @@
         <w:rPr>
           <w:rStyle w:val="VerbatimChar"/>
         </w:rPr>
-        <w:t xml:space="preserve">  rvest_1.0.5          S7_0.2.0             sandwich_3.1-1      </w:t>
+        <w:t xml:space="preserve">  rvest_1.0.5          S7_0.2.1             sandwich_3.1-1      </w:t>
       </w:r>
       <w:r>
         <w:br/>
@@ -29286,7 +29286,7 @@
         <w:rPr>
           <w:rStyle w:val="VerbatimChar"/>
         </w:rPr>
-        <w:t xml:space="preserve">  systemfonts_1.3.1    textshaping_1.0.4    TH.data_1.1-4       </w:t>
+        <w:t xml:space="preserve">  systemfonts_1.3.1    textshaping_1.0.4    TH.data_1.1-5       </w:t>
       </w:r>
       <w:r>
         <w:br/>
@@ -29304,7 +29304,7 @@
         <w:rPr>
           <w:rStyle w:val="VerbatimChar"/>
         </w:rPr>
-        <w:t xml:space="preserve">  tidyverse_2.0.0      timechange_0.3.0     tinytex_0.57        </w:t>
+        <w:t xml:space="preserve">  tidyverse_2.0.0      timechange_0.3.0     tinytex_0.58        </w:t>
       </w:r>
       <w:r>
         <w:br/>
